--- a/Documents/RPi Throttling Monitor.docx
+++ b/Documents/RPi Throttling Monitor.docx
@@ -1600,7 +1600,7 @@
         <w:rPr>
           <w:rStyle w:val="NormalTok"/>
         </w:rPr>
-        <w:t xml:space="preserve">        MESSAGE_THROTTLING_SOURCE,</w:t>
+        <w:t xml:space="preserve">        THROTTLING_SOURCE,</w:t>
       </w:r>
       <w:r>
         <w:br/>
@@ -1609,7 +1609,7 @@
         <w:rPr>
           <w:rStyle w:val="NormalTok"/>
         </w:rPr>
-        <w:t xml:space="preserve">        MESSAGE_THROTTLING_ERROR_THROTTLED</w:t>
+        <w:t xml:space="preserve">        THROTTLING_ERROR_THROTTLED</w:t>
       </w:r>
       <w:r>
         <w:br/>
